--- a/scripts/export-docx-reference.docx
+++ b/scripts/export-docx-reference.docx
@@ -314,9 +314,11 @@
       </w:r>
     </w:p>
     <w:sectPr>
-      <w:footnotePr>
-        <w:numRestart w:val="eachSect"/>
-      </w:footnotePr>
+      <w:headerReference r:id="rIdGdiHeader" w:type="default"/>
+      <w:footerReference r:id="rIdGdiFooter" w:type="default"/>
+      <w:pgSz w:h="15840" w:w="12240" w:orient="portrait"/>
+      <w:pgMar w:bottom="1440" w:top="2267.716535433071" w:left="1008" w:right="1008" w:header="720.0000000000001" w:footer="340.15748031496065"/>
+      <w:pgNumType w:start="1"/>
     </w:sectPr>
   </w:body>
 </w:document>
@@ -326,6 +328,174 @@
 <w:comments xmlns:w="http://schemas.openxmlformats.org/wordprocessingml/2006/main" xmlns:m="http://schemas.openxmlformats.org/officeDocument/2006/math" xmlns:r="http://schemas.openxmlformats.org/officeDocument/2006/relationships" xmlns:o="urn:schemas-microsoft-com:office:office" xmlns:v="urn:schemas-microsoft-com:vml" xmlns:w10="urn:schemas-microsoft-com:office:word" xmlns:a="http://schemas.openxmlformats.org/drawingml/2006/main" xmlns:pic="http://schemas.openxmlformats.org/drawingml/2006/picture" xmlns:wp="http://schemas.openxmlformats.org/drawingml/2006/wordprocessingDrawing"/>
 </file>
 
+<file path=word/footer1.xml><?xml version="1.0" encoding="utf-8"?>
+<w:ftr xmlns:mc="http://schemas.openxmlformats.org/markup-compatibility/2006" xmlns:o="urn:schemas-microsoft-com:office:office" xmlns:r="http://schemas.openxmlformats.org/officeDocument/2006/relationships" xmlns:m="http://schemas.openxmlformats.org/officeDocument/2006/math" xmlns:v="urn:schemas-microsoft-com:vml" xmlns:wp="http://schemas.openxmlformats.org/drawingml/2006/wordprocessingDrawing" xmlns:w10="urn:schemas-microsoft-com:office:word" xmlns:w="http://schemas.openxmlformats.org/wordprocessingml/2006/main" xmlns:wne="http://schemas.microsoft.com/office/word/2006/wordml" xmlns:sl="http://schemas.openxmlformats.org/schemaLibrary/2006/main" xmlns:a="http://schemas.openxmlformats.org/drawingml/2006/main" xmlns:pic="http://schemas.openxmlformats.org/drawingml/2006/picture" xmlns:c="http://schemas.openxmlformats.org/drawingml/2006/chart" xmlns:lc="http://schemas.openxmlformats.org/drawingml/2006/lockedCanvas" xmlns:dgm="http://schemas.openxmlformats.org/drawingml/2006/diagram" xmlns:wps="http://schemas.microsoft.com/office/word/2010/wordprocessingShape" xmlns:wpg="http://schemas.microsoft.com/office/word/2010/wordprocessingGroup" xmlns:w14="http://schemas.microsoft.com/office/word/2010/wordml" xmlns:w15="http://schemas.microsoft.com/office/word/2012/wordml" xmlns:w16="http://schemas.microsoft.com/office/word/2018/wordml" xmlns:w16cex="http://schemas.microsoft.com/office/word/2018/wordml/cex" xmlns:w16cid="http://schemas.microsoft.com/office/word/2016/wordml/cid" xmlns="http://schemas.microsoft.com/office/tasks/2019/documenttasks" xmlns:cr="http://schemas.microsoft.com/office/comments/2020/reactions">
+  <w:p>
+    <w:pPr>
+      <w:tabs>
+        <w:tab w:val="center" w:leader="none" w:pos="4680"/>
+        <w:tab w:val="right" w:leader="none" w:pos="9360"/>
+      </w:tabs>
+      <w:spacing w:after="0" w:line="240" w:lineRule="auto"/>
+      <w:rPr>
+        <w:rFonts w:ascii="Satoshi" w:cs="Satoshi" w:eastAsia="Satoshi" w:hAnsi="Satoshi"/>
+        <w:sz w:val="2"/>
+        <w:szCs w:val="2"/>
+      </w:rPr>
+    </w:pPr>
+    <w:r>
+      <w:rPr>
+        <w:rtl w:val="0"/>
+      </w:rPr>
+    </w:r>
+  </w:p>
+  <w:tbl>
+    <w:tblPr>
+      <w:tblStyle w:val="Table4"/>
+      <w:tblW w:w="10200.0" w:type="dxa"/>
+      <w:jc w:val="left"/>
+      <w:tblBorders>
+        <w:top w:color="ffffff" w:space="0" w:sz="8" w:val="single"/>
+        <w:left w:color="ffffff" w:space="0" w:sz="8" w:val="single"/>
+        <w:bottom w:color="ffffff" w:space="0" w:sz="8" w:val="single"/>
+        <w:right w:color="ffffff" w:space="0" w:sz="8" w:val="single"/>
+        <w:insideH w:color="ffffff" w:space="0" w:sz="8" w:val="single"/>
+        <w:insideV w:color="ffffff" w:space="0" w:sz="8" w:val="single"/>
+      </w:tblBorders>
+      <w:tblLayout w:type="fixed"/>
+      <w:tblLook w:val="0600"/>
+    </w:tblPr>
+    <w:tblGrid>
+      <w:gridCol w:w="1110"/>
+      <w:gridCol w:w="9090"/>
+      <w:tblGridChange w:id="0">
+        <w:tblGrid>
+          <w:gridCol w:w="1110"/>
+          <w:gridCol w:w="9090"/>
+        </w:tblGrid>
+      </w:tblGridChange>
+    </w:tblGrid>
+    <w:tr>
+      <w:trPr>
+        <w:cantSplit w:val="0"/>
+        <w:tblHeader w:val="0"/>
+      </w:trPr>
+      <w:tc>
+        <w:tcPr>
+          <w:tcBorders>
+            <w:top w:color="ffffff" w:space="0" w:sz="8" w:val="single"/>
+            <w:left w:color="ffffff" w:space="0" w:sz="8" w:val="single"/>
+            <w:bottom w:color="ffffff" w:space="0" w:sz="8" w:val="single"/>
+            <w:right w:color="ffffff" w:space="0" w:sz="8" w:val="single"/>
+          </w:tcBorders>
+          <w:vAlign w:val="center"/>
+        </w:tcPr>
+        <w:p>
+          <w:pPr>
+            <w:tabs>
+              <w:tab w:val="center" w:leader="none" w:pos="4680"/>
+              <w:tab w:val="right" w:leader="none" w:pos="9360"/>
+            </w:tabs>
+            <w:spacing w:after="0" w:line="240" w:lineRule="auto"/>
+            <w:rPr>
+              <w:rFonts w:ascii="Satoshi" w:cs="Satoshi" w:eastAsia="Satoshi" w:hAnsi="Satoshi"/>
+            </w:rPr>
+          </w:pPr>
+          <w:r>
+            <w:rPr>
+              <w:rFonts w:ascii="Satoshi" w:cs="Satoshi" w:eastAsia="Satoshi" w:hAnsi="Satoshi"/>
+            </w:rPr>
+            <w:drawing>
+              <wp:inline distB="114300" distT="114300" distL="114300" distR="114300">
+                <wp:extent cx="507682" cy="341709"/>
+                <wp:effectExtent b="0" l="0" r="0" t="0"/>
+                <wp:docPr id="1" name="image3.jpg"/>
+                <a:graphic>
+                  <a:graphicData uri="http://schemas.openxmlformats.org/drawingml/2006/picture">
+                    <pic:pic>
+                      <pic:nvPicPr>
+                        <pic:cNvPr id="0" name="image3.jpg"/>
+                        <pic:cNvPicPr preferRelativeResize="0"/>
+                      </pic:nvPicPr>
+                      <pic:blipFill>
+                        <a:blip r:embed="rId1"/>
+                        <a:srcRect b="0" l="0" r="0" t="0"/>
+                        <a:stretch>
+                          <a:fillRect/>
+                        </a:stretch>
+                      </pic:blipFill>
+                      <pic:spPr>
+                        <a:xfrm>
+                          <a:off x="0" y="0"/>
+                          <a:ext cx="507682" cy="341709"/>
+                        </a:xfrm>
+                        <a:prstGeom prst="rect"/>
+                        <a:ln/>
+                      </pic:spPr>
+                    </pic:pic>
+                  </a:graphicData>
+                </a:graphic>
+              </wp:inline>
+            </w:drawing>
+          </w:r>
+          <w:r>
+            <w:rPr>
+              <w:rtl w:val="0"/>
+            </w:rPr>
+          </w:r>
+        </w:p>
+      </w:tc>
+      <w:tc>
+        <w:tcPr>
+          <w:tcBorders>
+            <w:top w:color="ffffff" w:space="0" w:sz="8" w:val="single"/>
+            <w:left w:color="ffffff" w:space="0" w:sz="8" w:val="single"/>
+            <w:bottom w:color="ffffff" w:space="0" w:sz="8" w:val="single"/>
+            <w:right w:color="ffffff" w:space="0" w:sz="8" w:val="single"/>
+          </w:tcBorders>
+          <w:vAlign w:val="center"/>
+        </w:tcPr>
+        <w:p>
+          <w:pPr>
+            <w:tabs>
+              <w:tab w:val="center" w:leader="none" w:pos="4680"/>
+              <w:tab w:val="right" w:leader="none" w:pos="9360"/>
+            </w:tabs>
+            <w:spacing w:after="0" w:line="240" w:lineRule="auto"/>
+            <w:rPr/>
+          </w:pPr>
+          <w:r>
+            <w:rPr>
+              <w:rtl w:val="0"/>
+            </w:rPr>
+            <w:t xml:space="preserve">GDI project receives funding from the European Union’s Digital Europe Programme under grant agreement number 101081813.</w:t>
+          </w:r>
+        </w:p>
+      </w:tc>
+    </w:tr>
+  </w:tbl>
+  <w:p>
+    <w:pPr>
+      <w:tabs>
+        <w:tab w:val="center" w:leader="none" w:pos="4680"/>
+        <w:tab w:val="right" w:leader="none" w:pos="9360"/>
+      </w:tabs>
+      <w:spacing w:after="0" w:line="240" w:lineRule="auto"/>
+      <w:rPr>
+        <w:rFonts w:ascii="Satoshi" w:cs="Satoshi" w:eastAsia="Satoshi" w:hAnsi="Satoshi"/>
+        <w:sz w:val="2"/>
+        <w:szCs w:val="2"/>
+      </w:rPr>
+    </w:pPr>
+    <w:r>
+      <w:rPr>
+        <w:rtl w:val="0"/>
+      </w:rPr>
+    </w:r>
+  </w:p>
+</w:ftr>
+</file>
+
 <file path=word/footnotes.xml><?xml version="1.0" encoding="utf-8"?>
 <w:footnotes xmlns:w="http://schemas.openxmlformats.org/wordprocessingml/2006/main" xmlns:m="http://schemas.openxmlformats.org/officeDocument/2006/math" xmlns:r="http://schemas.openxmlformats.org/officeDocument/2006/relationships" xmlns:o="urn:schemas-microsoft-com:office:office" xmlns:v="urn:schemas-microsoft-com:vml" xmlns:w10="urn:schemas-microsoft-com:office:word" xmlns:a="http://schemas.openxmlformats.org/drawingml/2006/main" xmlns:pic="http://schemas.openxmlformats.org/drawingml/2006/picture" xmlns:wp="http://schemas.openxmlformats.org/drawingml/2006/wordprocessingDrawing">
   <w:footnote w:type="continuationSeparator" w:id="0">
@@ -367,6 +537,138 @@
     </w:p>
   </w:footnote>
 </w:footnotes>
+</file>
+
+<file path=word/header1.xml><?xml version="1.0" encoding="utf-8"?>
+<w:hdr xmlns:mc="http://schemas.openxmlformats.org/markup-compatibility/2006" xmlns:o="urn:schemas-microsoft-com:office:office" xmlns:r="http://schemas.openxmlformats.org/officeDocument/2006/relationships" xmlns:m="http://schemas.openxmlformats.org/officeDocument/2006/math" xmlns:v="urn:schemas-microsoft-com:vml" xmlns:wp="http://schemas.openxmlformats.org/drawingml/2006/wordprocessingDrawing" xmlns:w10="urn:schemas-microsoft-com:office:word" xmlns:w="http://schemas.openxmlformats.org/wordprocessingml/2006/main" xmlns:wne="http://schemas.microsoft.com/office/word/2006/wordml" xmlns:sl="http://schemas.openxmlformats.org/schemaLibrary/2006/main" xmlns:a="http://schemas.openxmlformats.org/drawingml/2006/main" xmlns:pic="http://schemas.openxmlformats.org/drawingml/2006/picture" xmlns:c="http://schemas.openxmlformats.org/drawingml/2006/chart" xmlns:lc="http://schemas.openxmlformats.org/drawingml/2006/lockedCanvas" xmlns:dgm="http://schemas.openxmlformats.org/drawingml/2006/diagram" xmlns:wps="http://schemas.microsoft.com/office/word/2010/wordprocessingShape" xmlns:wpg="http://schemas.microsoft.com/office/word/2010/wordprocessingGroup" xmlns:w14="http://schemas.microsoft.com/office/word/2010/wordml" xmlns:w15="http://schemas.microsoft.com/office/word/2012/wordml" xmlns:w16="http://schemas.microsoft.com/office/word/2018/wordml" xmlns:w16cex="http://schemas.microsoft.com/office/word/2018/wordml/cex" xmlns:w16cid="http://schemas.microsoft.com/office/word/2016/wordml/cid" xmlns="http://schemas.microsoft.com/office/tasks/2019/documenttasks" xmlns:cr="http://schemas.microsoft.com/office/comments/2020/reactions">
+  <w:p>
+    <w:pPr>
+      <w:keepNext w:val="0"/>
+      <w:keepLines w:val="0"/>
+      <w:pageBreakBefore w:val="0"/>
+      <w:widowControl w:val="1"/>
+      <w:pBdr>
+        <w:top w:space="0" w:sz="0" w:val="nil"/>
+        <w:left w:space="0" w:sz="0" w:val="nil"/>
+        <w:bottom w:space="0" w:sz="0" w:val="nil"/>
+        <w:right w:space="0" w:sz="0" w:val="nil"/>
+        <w:between w:space="0" w:sz="0" w:val="nil"/>
+      </w:pBdr>
+      <w:shd w:fill="auto" w:val="clear"/>
+      <w:tabs>
+        <w:tab w:val="center" w:leader="none" w:pos="4680"/>
+        <w:tab w:val="right" w:leader="none" w:pos="9360"/>
+      </w:tabs>
+      <w:spacing w:after="0" w:before="0" w:line="240" w:lineRule="auto"/>
+      <w:ind w:left="0" w:right="0" w:firstLine="0"/>
+      <w:jc w:val="left"/>
+      <w:rPr>
+        <w:rFonts w:ascii="Satoshi" w:cs="Satoshi" w:eastAsia="Satoshi" w:hAnsi="Satoshi"/>
+        <w:b w:val="0"/>
+        <w:bCs w:val="0"/>
+        <w:i w:val="0"/>
+        <w:iCs w:val="0"/>
+        <w:smallCaps w:val="0"/>
+        <w:strike w:val="0"/>
+        <w:color w:val="5c1541"/>
+        <w:sz w:val="22"/>
+        <w:szCs w:val="22"/>
+        <w:u w:val="none"/>
+        <w:shd w:fill="auto" w:val="clear"/>
+        <w:vertAlign w:val="baseline"/>
+      </w:rPr>
+    </w:pPr>
+    <w:r>
+      <w:rPr>
+        <w:rtl w:val="0"/>
+      </w:rPr>
+    </w:r>
+    <w:r>
+      <w:drawing>
+        <wp:anchor allowOverlap="1" behindDoc="1" distB="0" distT="0" distL="0" distR="0" hidden="0" layoutInCell="1" locked="0" relativeHeight="0" simplePos="0">
+          <wp:simplePos x="0" y="0"/>
+          <wp:positionH relativeFrom="column">
+            <wp:posOffset>-131328</wp:posOffset>
+          </wp:positionH>
+          <wp:positionV relativeFrom="paragraph">
+            <wp:posOffset>461067</wp:posOffset>
+          </wp:positionV>
+          <wp:extent cx="1380742" cy="489527"/>
+          <wp:effectExtent b="0" l="0" r="0" t="0"/>
+          <wp:wrapNone/>
+          <wp:docPr id="3" name="image1.png"/>
+          <a:graphic>
+            <a:graphicData uri="http://schemas.openxmlformats.org/drawingml/2006/picture">
+              <pic:pic>
+                <pic:nvPicPr>
+                  <pic:cNvPr id="0" name="image1.png"/>
+                  <pic:cNvPicPr preferRelativeResize="0"/>
+                </pic:nvPicPr>
+                <pic:blipFill>
+                  <a:blip r:embed="rId1"/>
+                  <a:srcRect b="0" l="225" r="225" t="0"/>
+                  <a:stretch>
+                    <a:fillRect/>
+                  </a:stretch>
+                </pic:blipFill>
+                <pic:spPr>
+                  <a:xfrm>
+                    <a:off x="0" y="0"/>
+                    <a:ext cx="1380742" cy="489527"/>
+                  </a:xfrm>
+                  <a:prstGeom prst="rect"/>
+                  <a:ln/>
+                </pic:spPr>
+              </pic:pic>
+            </a:graphicData>
+          </a:graphic>
+        </wp:anchor>
+      </w:drawing>
+    </w:r>
+    <w:r>
+      <w:drawing>
+        <wp:anchor allowOverlap="1" behindDoc="1" distB="0" distT="0" distL="0" distR="0" hidden="0" layoutInCell="1" locked="0" relativeHeight="0" simplePos="0">
+          <wp:simplePos x="0" y="0"/>
+          <wp:positionH relativeFrom="column">
+            <wp:posOffset>4888230</wp:posOffset>
+          </wp:positionH>
+          <wp:positionV relativeFrom="paragraph">
+            <wp:posOffset>0</wp:posOffset>
+          </wp:positionV>
+          <wp:extent cx="2240447" cy="2161309"/>
+          <wp:effectExtent b="0" l="0" r="0" t="0"/>
+          <wp:wrapNone/>
+          <wp:docPr id="2" name="image2.png"/>
+          <a:graphic>
+            <a:graphicData uri="http://schemas.openxmlformats.org/drawingml/2006/picture">
+              <pic:pic>
+                <pic:nvPicPr>
+                  <pic:cNvPr id="0" name="image2.png"/>
+                  <pic:cNvPicPr preferRelativeResize="0"/>
+                </pic:nvPicPr>
+                <pic:blipFill>
+                  <a:blip r:embed="rId2"/>
+                  <a:srcRect b="-29621" l="-12246" r="12246" t="29621"/>
+                  <a:stretch>
+                    <a:fillRect/>
+                  </a:stretch>
+                </pic:blipFill>
+                <pic:spPr>
+                  <a:xfrm>
+                    <a:off x="0" y="0"/>
+                    <a:ext cx="2240447" cy="2161309"/>
+                  </a:xfrm>
+                  <a:prstGeom prst="rect"/>
+                  <a:ln/>
+                </pic:spPr>
+              </pic:pic>
+            </a:graphicData>
+          </a:graphic>
+        </wp:anchor>
+      </w:drawing>
+    </w:r>
+  </w:p>
+</w:hdr>
 </file>
 
 <file path=word/numbering.xml><?xml version="1.0" encoding="utf-8"?>
@@ -485,15 +787,16 @@
   <w:docDefaults>
     <w:rPrDefault>
       <w:rPr>
-        <w:rFonts w:asciiTheme="minorHAnsi" w:eastAsiaTheme="minorEastAsia" w:hAnsiTheme="minorHAnsi" w:cstheme="minorBidi"/>
-        <w:sz w:val="24"/>
-        <w:szCs w:val="24"/>
-        <w:lang w:val="en-US" w:eastAsia="zh-CN" w:bidi="ar-SA"/>
+        <w:rFonts w:ascii="Raleway" w:cs="Raleway" w:eastAsia="Raleway" w:hAnsi="Raleway"/>
+        <w:color w:val="5c1541"/>
+        <w:sz w:val="22"/>
+        <w:szCs w:val="22"/>
+        <w:lang w:val="en-GB"/>
       </w:rPr>
     </w:rPrDefault>
     <w:pPrDefault>
       <w:pPr>
-        <w:spacing w:after="200"/>
+        <w:spacing w:after="160" w:line="259" w:lineRule="auto"/>
       </w:pPr>
     </w:pPrDefault>
   </w:docDefaults>
@@ -501,10 +804,7 @@
   <w:style w:type="paragraph" w:default="1" w:styleId="Normal">
     <w:name w:val="Normal"/>
     <w:qFormat/>
-    <w:rPr>
-      <w:rFonts w:ascii="Arial" w:hAnsi="Arial"/>
-      <w:sz w:val="21"/>
-    </w:rPr>
+    <w:rPr/>
   </w:style>
   <w:style w:type="paragraph" w:styleId="BodyText">
     <w:name w:val="Body Text"/>
@@ -514,20 +814,14 @@
     <w:pPr>
       <w:spacing w:before="180" w:after="180"/>
     </w:pPr>
-    <w:rPr>
-      <w:rFonts w:ascii="Arial" w:hAnsi="Arial"/>
-      <w:sz w:val="21"/>
-    </w:rPr>
+    <w:rPr/>
   </w:style>
   <w:style w:type="paragraph" w:customStyle="1" w:styleId="FirstParagraph">
     <w:name w:val="First Paragraph"/>
     <w:basedOn w:val="BodyText"/>
     <w:next w:val="BodyText"/>
     <w:qFormat/>
-    <w:rPr>
-      <w:rFonts w:ascii="Arial" w:hAnsi="Arial"/>
-      <w:sz w:val="21"/>
-    </w:rPr>
+    <w:rPr/>
   </w:style>
   <w:style w:type="paragraph" w:customStyle="1" w:styleId="Compact">
     <w:name w:val="Compact"/>
@@ -536,10 +830,7 @@
     <w:pPr>
       <w:spacing w:before="36" w:after="36"/>
     </w:pPr>
-    <w:rPr>
-      <w:rFonts w:ascii="Arial" w:hAnsi="Arial"/>
-      <w:sz w:val="21"/>
-    </w:rPr>
+    <w:rPr/>
   </w:style>
   <w:style w:type="paragraph" w:styleId="Title">
     <w:name w:val="Title"/>
@@ -550,13 +841,11 @@
     <w:qFormat/>
     <w:rsid w:val="00A10FD9"/>
     <w:pPr>
-      <w:spacing w:after="80" w:line="240" w:lineRule="auto"/>
-      <w:contextualSpacing/>
-      <w:jc w:val="center"/>
-    </w:pPr>
-    <w:rPr>
-      <w:rFonts w:asciiTheme="majorHAnsi" w:eastAsiaTheme="majorEastAsia" w:hAnsiTheme="majorHAnsi" w:cstheme="majorBidi" w:ascii="Arial" w:hAnsi="Arial"/>
-      <w:color w:val="0B4884"/>
+      <w:spacing w:after="240" w:before="240" w:line="240" w:lineRule="auto"/>
+    </w:pPr>
+    <w:rPr>
+      <w:rFonts w:ascii="Titillium Web" w:cs="Titillium Web" w:eastAsia="Titillium Web" w:hAnsi="Titillium Web"/>
+      <w:color w:val="7276b1"/>
       <w:sz w:val="56"/>
       <w:szCs w:val="56"/>
     </w:rPr>
@@ -581,15 +870,12 @@
     <w:uiPriority w:val="11"/>
     <w:qFormat/>
     <w:rsid w:val="00A10FD9"/>
-    <w:pPr>
-      <w:numPr>
-        <w:ilvl w:val="1"/>
-      </w:numPr>
-    </w:pPr>
-    <w:rPr>
-      <w:rFonts w:eastAsiaTheme="majorEastAsia" w:cstheme="majorBidi" w:ascii="Arial" w:hAnsi="Arial"/>
-      <w:color w:val="0B4884"/>
-      <w:spacing w:val="15"/>
+    <w:pPr/>
+    <w:rPr>
+      <w:rFonts w:ascii="Raleway" w:cs="Raleway" w:eastAsia="Raleway" w:hAnsi="Raleway"/>
+      <w:i w:val="1"/>
+      <w:iCs w:val="1"/>
+      <w:color w:val="7b1c58"/>
       <w:sz w:val="28"/>
       <w:szCs w:val="28"/>
     </w:rPr>
@@ -692,10 +978,10 @@
       <w:outlineLvl w:val="0"/>
     </w:pPr>
     <w:rPr>
-      <w:rFonts w:asciiTheme="majorHAnsi" w:eastAsiaTheme="majorEastAsia" w:hAnsiTheme="majorHAnsi" w:cstheme="majorBidi" w:ascii="Arial" w:hAnsi="Arial"/>
-      <w:color w:val="0B4884"/>
-      <w:sz w:val="40"/>
-      <w:szCs w:val="40"/>
+      <w:rFonts w:ascii="Titillium Web" w:cs="Titillium Web" w:eastAsia="Titillium Web" w:hAnsi="Titillium Web"/>
+      <w:color w:val="4d518c"/>
+      <w:sz w:val="32"/>
+      <w:szCs w:val="32"/>
     </w:rPr>
   </w:style>
   <w:style w:type="paragraph" w:styleId="Heading2">
@@ -715,10 +1001,10 @@
       <w:outlineLvl w:val="1"/>
     </w:pPr>
     <w:rPr>
-      <w:rFonts w:asciiTheme="majorHAnsi" w:eastAsiaTheme="majorEastAsia" w:hAnsiTheme="majorHAnsi" w:cstheme="majorBidi" w:ascii="Arial" w:hAnsi="Arial"/>
-      <w:color w:val="0B4884"/>
-      <w:sz w:val="32"/>
-      <w:szCs w:val="32"/>
+      <w:rFonts w:ascii="Titillium Web" w:cs="Titillium Web" w:eastAsia="Titillium Web" w:hAnsi="Titillium Web"/>
+      <w:color w:val="4d518c"/>
+      <w:sz w:val="28"/>
+      <w:szCs w:val="28"/>
     </w:rPr>
   </w:style>
   <w:style w:type="paragraph" w:styleId="Heading3">
@@ -738,10 +1024,10 @@
       <w:outlineLvl w:val="2"/>
     </w:pPr>
     <w:rPr>
-      <w:rFonts w:eastAsiaTheme="majorEastAsia" w:cstheme="majorBidi" w:ascii="Arial" w:hAnsi="Arial"/>
-      <w:color w:val="0B4884"/>
-      <w:sz w:val="28"/>
-      <w:szCs w:val="28"/>
+      <w:rFonts w:ascii="Titillium Web" w:cs="Titillium Web" w:eastAsia="Titillium Web" w:hAnsi="Titillium Web"/>
+      <w:color w:val="33365d"/>
+      <w:sz w:val="26"/>
+      <w:szCs w:val="26"/>
     </w:rPr>
   </w:style>
   <w:style w:type="paragraph" w:styleId="Heading4">
@@ -761,10 +1047,12 @@
       <w:outlineLvl w:val="3"/>
     </w:pPr>
     <w:rPr>
-      <w:rFonts w:eastAsiaTheme="majorEastAsia" w:cstheme="majorBidi"/>
-      <w:i/>
-      <w:iCs/>
-      <w:color w:val="0F4761" w:themeColor="accent1" w:themeShade="BF"/>
+      <w:rFonts w:ascii="Titillium Web" w:cs="Titillium Web" w:eastAsia="Titillium Web" w:hAnsi="Titillium Web"/>
+      <w:i w:val="1"/>
+      <w:iCs w:val="1"/>
+      <w:color w:val="4d518c"/>
+      <w:sz w:val="24"/>
+      <w:szCs w:val="24"/>
     </w:rPr>
   </w:style>
   <w:style w:type="paragraph" w:styleId="Heading5">
@@ -784,8 +1072,10 @@
       <w:outlineLvl w:val="4"/>
     </w:pPr>
     <w:rPr>
-      <w:rFonts w:eastAsiaTheme="majorEastAsia" w:cstheme="majorBidi"/>
-      <w:color w:val="0F4761" w:themeColor="accent1" w:themeShade="BF"/>
+      <w:b w:val="1"/>
+      <w:bCs w:val="1"/>
+      <w:sz w:val="22"/>
+      <w:szCs w:val="22"/>
     </w:rPr>
   </w:style>
   <w:style w:type="paragraph" w:styleId="Heading6">
@@ -805,10 +1095,10 @@
       <w:outlineLvl w:val="5"/>
     </w:pPr>
     <w:rPr>
-      <w:rFonts w:eastAsiaTheme="majorEastAsia" w:cstheme="majorBidi"/>
-      <w:i/>
-      <w:iCs/>
-      <w:color w:val="595959" w:themeColor="text1" w:themeTint="A6"/>
+      <w:b w:val="1"/>
+      <w:bCs w:val="1"/>
+      <w:sz w:val="20"/>
+      <w:szCs w:val="20"/>
     </w:rPr>
   </w:style>
   <w:style w:type="paragraph" w:styleId="Heading7">
@@ -1176,10 +1466,7 @@
       <w:shd w:val="clear" w:color="auto" w:fill="EAF2FB"/>
       <w:ind w:left="120" w:right="120"/>
     </w:pPr>
-    <w:rPr>
-      <w:rFonts w:ascii="Arial" w:hAnsi="Arial"/>
-      <w:sz w:val="21"/>
-    </w:rPr>
+    <w:rPr/>
   </w:style>
   <w:style w:type="paragraph" w:customStyle="1" w:styleId="Box">
     <w:name w:val="Box"/>
@@ -1194,9 +1481,15 @@
       <w:shd w:val="clear" w:color="auto" w:fill="FFF4E5"/>
       <w:ind w:left="120" w:right="120"/>
     </w:pPr>
-    <w:rPr>
-      <w:rFonts w:ascii="Arial" w:hAnsi="Arial"/>
-      <w:sz w:val="21"/>
+    <w:rPr/>
+  </w:style>
+  <w:style w:type="character" w:customStyle="1" w:styleId="Reference">
+    <w:name w:val="Reference"/>
+    <w:basedOn w:val="DefaultParagraphFont"/>
+    <w:rPr>
+      <w:color w:val="7F7F7F"/>
+      <w:sz w:val="16"/>
+      <w:szCs w:val="16"/>
     </w:rPr>
   </w:style>
 </w:styles>
